--- a/docs/Rapport(OLD).docx
+++ b/docs/Rapport(OLD).docx
@@ -20290,7 +20290,7 @@
         </w:rPr>
         <w:lastRenderedPageBreak/>
         <w:drawing>
-          <wp:inline distT="0" distB="0" distL="0" distR="0" wp14:anchorId="7F7AF018" wp14:editId="4376E2F6">
+          <wp:inline distT="0" distB="0" distL="0" distR="0" wp14:anchorId="7F7AF018" wp14:editId="5D5D58C9">
             <wp:extent cx="5632450" cy="1511300"/>
             <wp:effectExtent l="0" t="0" r="6350" b="0"/>
             <wp:docPr id="256098772" name="Picture 14"/>

--- a/docs/Rapport(OLD).docx
+++ b/docs/Rapport(OLD).docx
@@ -20290,7 +20290,7 @@
         </w:rPr>
         <w:lastRenderedPageBreak/>
         <w:drawing>
-          <wp:inline distT="0" distB="0" distL="0" distR="0" wp14:anchorId="7F7AF018" wp14:editId="5D5D58C9">
+          <wp:inline distT="0" distB="0" distL="0" distR="0" wp14:anchorId="7F7AF018" wp14:editId="71DC0E3D">
             <wp:extent cx="5632450" cy="1511300"/>
             <wp:effectExtent l="0" t="0" r="6350" b="0"/>
             <wp:docPr id="256098772" name="Picture 14"/>
